--- a/test-documents/03-manual-page-break.docx
+++ b/test-documents/03-manual-page-break.docx
@@ -48,12 +48,12 @@
       </w:r>
     </w:p>
     <w:p>
-      <w:hyperlink w:anchor="top">
+      <w:smartTag w:uri="urn:x" w:element="place">
         <w:r>
           <w:br w:type="page"/>
           <w:t xml:space="preserve">An unsupported context.</w:t>
         </w:r>
-      </w:hyperlink>
+      </w:smartTag>
     </w:p>
     <w:tbl>
       <w:tblPr>
